--- a/apps/api/src/data/preparation-docs/semana7-amor-del-padre.docx
+++ b/apps/api/src/data/preparation-docs/semana7-amor-del-padre.docx
@@ -2568,7 +2568,7 @@
         <w:sz w:val="32"/>
         <w:lang w:val="es-MX"/>
       </w:rPr>
-      <w:t>Retiro Emaús Polanco III</w:t>
+      <w:t>Retiro Emaús</w:t>
     </w:r>
   </w:p>
 </w:ftr>
@@ -2666,7 +2666,7 @@
         <w:sz w:val="32"/>
         <w:lang w:val="es-MX"/>
       </w:rPr>
-      <w:t>Retiro Emaús Polanco III</w:t>
+      <w:t>Retiro Emaús</w:t>
     </w:r>
   </w:p>
 </w:ftr>
@@ -2812,7 +2812,7 @@
                               <w:sz w:val="20"/>
                               <w:szCs w:val="20"/>
                             </w:rPr>
-                            <w:t xml:space="preserve">o </w:t>
+                            <w:t xml:space="preserve">o</w:t>
                           </w:r>
                           <w:r>
                             <w:rPr>
@@ -2820,7 +2820,7 @@
                               <w:sz w:val="20"/>
                               <w:szCs w:val="20"/>
                             </w:rPr>
-                            <w:t>Del Valle I</w:t>
+                            <w:t/>
                           </w:r>
                         </w:p>
                       </w:txbxContent>
@@ -2902,7 +2902,7 @@
                         <w:sz w:val="20"/>
                         <w:szCs w:val="20"/>
                       </w:rPr>
-                      <w:t xml:space="preserve">o </w:t>
+                      <w:t xml:space="preserve">o</w:t>
                     </w:r>
                     <w:r>
                       <w:rPr>
@@ -2910,7 +2910,7 @@
                         <w:sz w:val="20"/>
                         <w:szCs w:val="20"/>
                       </w:rPr>
-                      <w:t>Del Valle I</w:t>
+                      <w:t/>
                     </w:r>
                   </w:p>
                 </w:txbxContent>
@@ -3020,7 +3020,7 @@
                               <w:szCs w:val="16"/>
                               <w:lang w:val="es-MX"/>
                             </w:rPr>
-                            <w:t>9 de Octubre</w:t>
+                            <w:t/>
                           </w:r>
                           <w:r>
                             <w:rPr>
@@ -3031,7 +3031,7 @@
                               <w:szCs w:val="16"/>
                               <w:lang w:val="es-MX"/>
                             </w:rPr>
-                            <w:t xml:space="preserve"> 2025</w:t>
+                            <w:t xml:space="preserve"/>
                           </w:r>
                         </w:p>
                         <w:p>
@@ -3182,7 +3182,7 @@
                         <w:szCs w:val="16"/>
                         <w:lang w:val="es-MX"/>
                       </w:rPr>
-                      <w:t>9 de Octubre</w:t>
+                      <w:t/>
                     </w:r>
                     <w:r>
                       <w:rPr>
@@ -3193,7 +3193,7 @@
                         <w:szCs w:val="16"/>
                         <w:lang w:val="es-MX"/>
                       </w:rPr>
-                      <w:t xml:space="preserve"> 2025</w:t>
+                      <w:t xml:space="preserve"/>
                     </w:r>
                   </w:p>
                   <w:p>
@@ -3404,7 +3404,7 @@
                               <w:sz w:val="20"/>
                               <w:szCs w:val="20"/>
                             </w:rPr>
-                            <w:t xml:space="preserve">o </w:t>
+                            <w:t xml:space="preserve">o</w:t>
                           </w:r>
                           <w:r>
                             <w:rPr>
@@ -3412,7 +3412,7 @@
                               <w:sz w:val="20"/>
                               <w:szCs w:val="20"/>
                             </w:rPr>
-                            <w:t>Del Valle I</w:t>
+                            <w:t/>
                           </w:r>
                         </w:p>
                       </w:txbxContent>
@@ -3494,7 +3494,7 @@
                         <w:sz w:val="20"/>
                         <w:szCs w:val="20"/>
                       </w:rPr>
-                      <w:t xml:space="preserve">o </w:t>
+                      <w:t xml:space="preserve">o</w:t>
                     </w:r>
                     <w:r>
                       <w:rPr>
@@ -3502,7 +3502,7 @@
                         <w:sz w:val="20"/>
                         <w:szCs w:val="20"/>
                       </w:rPr>
-                      <w:t>Del Valle I</w:t>
+                      <w:t/>
                     </w:r>
                   </w:p>
                 </w:txbxContent>
@@ -3612,7 +3612,7 @@
                               <w:szCs w:val="16"/>
                               <w:lang w:val="es-MX"/>
                             </w:rPr>
-                            <w:t>9 de Octubre</w:t>
+                            <w:t/>
                           </w:r>
                           <w:r>
                             <w:rPr>
@@ -3623,7 +3623,7 @@
                               <w:szCs w:val="16"/>
                               <w:lang w:val="es-MX"/>
                             </w:rPr>
-                            <w:t xml:space="preserve"> 2025</w:t>
+                            <w:t xml:space="preserve"/>
                           </w:r>
                         </w:p>
                         <w:p>
@@ -3774,7 +3774,7 @@
                         <w:szCs w:val="16"/>
                         <w:lang w:val="es-MX"/>
                       </w:rPr>
-                      <w:t>9 de Octubre</w:t>
+                      <w:t/>
                     </w:r>
                     <w:r>
                       <w:rPr>
@@ -3785,7 +3785,7 @@
                         <w:szCs w:val="16"/>
                         <w:lang w:val="es-MX"/>
                       </w:rPr>
-                      <w:t xml:space="preserve"> 2025</w:t>
+                      <w:t xml:space="preserve"/>
                     </w:r>
                   </w:p>
                   <w:p>
